--- a/site/files/Md_Yousuf_Academic_CV.docx
+++ b/site/files/Md_Yousuf_Academic_CV.docx
@@ -978,7 +978,7 @@
           <w:sz w:val="21"/>
           <w:u w:val="none"/>
         </w:rPr>
-        <w:t xml:space="preserve">  |  From 1 October 2027</w:t>
+        <w:t xml:space="preserve">  |  From 1 October 2026</w:t>
       </w:r>
     </w:p>
     <w:p>
